--- a/examples/word/tables.docx
+++ b/examples/word/tables.docx
@@ -2395,6 +2395,93 @@
           <w:p>
             <w:r>
               <w:t xml:space="preserve">row 2 col 2</w:t>
+            </w:r>
+          </w:p>
+        </w:tc>
+      </w:tr>
+    </w:tbl>
+    <w:tbl>
+      <w:tblPr>
+        <w:tblW w:w="8304" w:type="dxa"/>
+        <w:tblBorders>
+          <w:top w:val="single" w:color="808080" w:sz="4"/>
+          <w:left w:val="single" w:color="808080" w:sz="4"/>
+          <w:bottom w:val="single" w:color="808080" w:sz="4"/>
+          <w:right w:val="single" w:color="808080" w:sz="4"/>
+          <w:insideH w:val="single" w:color="808080" w:sz="4"/>
+          <w:insideV w:val="single" w:color="808080" w:sz="4"/>
+        </w:tblBorders>
+      </w:tblPr>
+      <w:tblGrid>
+        <w:gridCol w:w="2768"/>
+        <w:gridCol w:w="2768"/>
+        <w:gridCol w:w="2768"/>
+      </w:tblGrid>
+      <w:tr>
+        <w:tc>
+          <w:p>
+            <w:r>
+              <w:t xml:space="preserve">Region</w:t>
+            </w:r>
+          </w:p>
+        </w:tc>
+        <w:tc>
+          <w:p>
+            <w:r>
+              <w:t xml:space="preserve">Q1</w:t>
+            </w:r>
+          </w:p>
+        </w:tc>
+        <w:tc>
+          <w:p>
+            <w:r>
+              <w:t xml:space="preserve">Q2</w:t>
+            </w:r>
+          </w:p>
+        </w:tc>
+      </w:tr>
+      <w:tr>
+        <w:tc>
+          <w:p>
+            <w:r>
+              <w:t xml:space="preserve">North</w:t>
+            </w:r>
+          </w:p>
+        </w:tc>
+        <w:tc>
+          <w:p>
+            <w:r>
+              <w:t xml:space="preserve">120</w:t>
+            </w:r>
+          </w:p>
+        </w:tc>
+        <w:tc>
+          <w:p>
+            <w:r>
+              <w:t xml:space="preserve">150</w:t>
+            </w:r>
+          </w:p>
+        </w:tc>
+      </w:tr>
+      <w:tr>
+        <w:tc>
+          <w:p>
+            <w:r>
+              <w:t xml:space="preserve">South</w:t>
+            </w:r>
+          </w:p>
+        </w:tc>
+        <w:tc>
+          <w:p>
+            <w:r>
+              <w:t xml:space="preserve">90</w:t>
+            </w:r>
+          </w:p>
+        </w:tc>
+        <w:tc>
+          <w:p>
+            <w:r>
+              <w:t xml:space="preserve">110</w:t>
             </w:r>
           </w:p>
         </w:tc>
